--- a/templates/order_pd_reply.docx
+++ b/templates/order_pd_reply.docx
@@ -268,6 +268,7 @@
                     </w:rPr>
                     <w:t>{{</w:t>
                   </w:r>
+                  <w:proofErr w:type="spellStart"/>
                   <w:r>
                     <w:rPr>
                       <w:rFonts w:ascii="Bookman Old Style" w:hAnsi="Bookman Old Style" w:cs="Arial"/>
@@ -276,7 +277,18 @@
                       <w:szCs w:val="24"/>
                       <w:lang w:val="en-US"/>
                     </w:rPr>
-                    <w:t>client_name}},</w:t>
+                    <w:t>client_name</w:t>
+                  </w:r>
+                  <w:proofErr w:type="spellEnd"/>
+                  <w:r>
+                    <w:rPr>
+                      <w:rFonts w:ascii="Bookman Old Style" w:hAnsi="Bookman Old Style" w:cs="Arial"/>
+                      <w:b/>
+                      <w:sz w:val="24"/>
+                      <w:szCs w:val="24"/>
+                      <w:lang w:val="en-US"/>
+                    </w:rPr>
+                    <w:t>}},</w:t>
                   </w:r>
                   <w:r>
                     <w:rPr>
@@ -613,7 +625,27 @@
           <w:sz w:val="24"/>
           <w:lang w:val="en-PH" w:eastAsia="en-PH"/>
         </w:rPr>
-        <w:t>{{date_of_inspection}}</w:t>
+        <w:t>{{</w:t>
+      </w:r>
+      <w:proofErr w:type="spellStart"/>
+      <w:r>
+        <w:rPr>
+          <w:rFonts w:ascii="Bookman Old Style" w:hAnsi="Bookman Old Style"/>
+          <w:color w:val="000000"/>
+          <w:sz w:val="24"/>
+          <w:lang w:val="en-PH" w:eastAsia="en-PH"/>
+        </w:rPr>
+        <w:t>date_of_inspection</w:t>
+      </w:r>
+      <w:proofErr w:type="spellEnd"/>
+      <w:r>
+        <w:rPr>
+          <w:rFonts w:ascii="Bookman Old Style" w:hAnsi="Bookman Old Style"/>
+          <w:color w:val="000000"/>
+          <w:sz w:val="24"/>
+          <w:lang w:val="en-PH" w:eastAsia="en-PH"/>
+        </w:rPr>
+        <w:t>}}</w:t>
       </w:r>
       <w:r>
         <w:rPr>
@@ -766,10 +798,32 @@
       <w:r>
         <w:rPr>
           <w:rFonts w:ascii="Bookman Old Style" w:hAnsi="Bookman Old Style" w:cs="Arial"/>
-          <w:sz w:val="24"/>
-          <w:szCs w:val="24"/>
-        </w:rPr>
-        <w:t>{{date_of_reply}}</w:t>
+          <w:b/>
+          <w:bCs/>
+          <w:sz w:val="24"/>
+          <w:szCs w:val="24"/>
+        </w:rPr>
+        <w:t>[</w:t>
+      </w:r>
+      <w:r>
+        <w:rPr>
+          <w:rFonts w:ascii="Bookman Old Style" w:hAnsi="Bookman Old Style" w:cs="Arial"/>
+          <w:b/>
+          <w:bCs/>
+          <w:sz w:val="24"/>
+          <w:szCs w:val="24"/>
+        </w:rPr>
+        <w:t>date_of_reply</w:t>
+      </w:r>
+      <w:r>
+        <w:rPr>
+          <w:rFonts w:ascii="Bookman Old Style" w:hAnsi="Bookman Old Style" w:cs="Arial"/>
+          <w:b/>
+          <w:bCs/>
+          <w:sz w:val="24"/>
+          <w:szCs w:val="24"/>
+        </w:rPr>
+        <w:t>]</w:t>
       </w:r>
       <w:r>
         <w:rPr>
@@ -1452,7 +1506,29 @@
         <w:szCs w:val="20"/>
         <w:lang w:val="en-US"/>
       </w:rPr>
-      <w:t>{{client_name}}</w:t>
+      <w:t>{{</w:t>
+    </w:r>
+    <w:proofErr w:type="spellStart"/>
+    <w:r>
+      <w:rPr>
+        <w:rFonts w:ascii="Bookman Old Style" w:hAnsi="Bookman Old Style" w:cs="Arial"/>
+        <w:b/>
+        <w:sz w:val="20"/>
+        <w:szCs w:val="20"/>
+        <w:lang w:val="en-US"/>
+      </w:rPr>
+      <w:t>client_name</w:t>
+    </w:r>
+    <w:proofErr w:type="spellEnd"/>
+    <w:r>
+      <w:rPr>
+        <w:rFonts w:ascii="Bookman Old Style" w:hAnsi="Bookman Old Style" w:cs="Arial"/>
+        <w:b/>
+        <w:sz w:val="20"/>
+        <w:szCs w:val="20"/>
+        <w:lang w:val="en-US"/>
+      </w:rPr>
+      <w:t>}}</w:t>
     </w:r>
   </w:p>
   <w:p>
@@ -1482,7 +1558,27 @@
         <w:szCs w:val="20"/>
         <w:lang w:val="en-US"/>
       </w:rPr>
-      <w:t>{{case_number_only}}</w:t>
+      <w:t>{{</w:t>
+    </w:r>
+    <w:proofErr w:type="spellStart"/>
+    <w:r>
+      <w:rPr>
+        <w:rFonts w:ascii="Bookman Old Style" w:hAnsi="Bookman Old Style" w:cs="Arial"/>
+        <w:sz w:val="20"/>
+        <w:szCs w:val="20"/>
+        <w:lang w:val="en-US"/>
+      </w:rPr>
+      <w:t>case_number_only</w:t>
+    </w:r>
+    <w:proofErr w:type="spellEnd"/>
+    <w:r>
+      <w:rPr>
+        <w:rFonts w:ascii="Bookman Old Style" w:hAnsi="Bookman Old Style" w:cs="Arial"/>
+        <w:sz w:val="20"/>
+        <w:szCs w:val="20"/>
+        <w:lang w:val="en-US"/>
+      </w:rPr>
+      <w:t>}}</w:t>
     </w:r>
     <w:r>
       <w:rPr>
